--- a/DAY-4/Lab Exercise – MySQL Client Commands.docx
+++ b/DAY-4/Lab Exercise – MySQL Client Commands.docx
@@ -177,7 +177,25 @@
           <w:bCs/>
           <w:color w:val="000000" w:themeColor="text1"/>
         </w:rPr>
-        <w:t>1. Create a Database</w:t>
+        <w:t xml:space="preserve">Installation </w:t>
+      </w:r>
+      <w:r>
+        <w:rPr>
+          <w:rFonts w:ascii="Georgia Pro" w:eastAsia="Georgia Pro" w:hAnsi="Georgia Pro" w:cs="Georgia Pro"/>
+          <w:b/>
+          <w:bCs/>
+          <w:color w:val="000000" w:themeColor="text1"/>
+        </w:rPr>
+        <w:t xml:space="preserve">of </w:t>
+      </w:r>
+      <w:r>
+        <w:rPr>
+          <w:rFonts w:ascii="Georgia Pro" w:eastAsia="Georgia Pro" w:hAnsi="Georgia Pro" w:cs="Georgia Pro"/>
+          <w:b/>
+          <w:bCs/>
+          <w:color w:val="000000" w:themeColor="text1"/>
+        </w:rPr>
+        <w:t>MySQL Client</w:t>
       </w:r>
     </w:p>
     <w:p>
@@ -200,61 +218,7 @@
           <w:rFonts w:ascii="Georgia Pro" w:eastAsia="Georgia Pro" w:hAnsi="Georgia Pro" w:cs="Georgia Pro"/>
           <w:color w:val="000000" w:themeColor="text1"/>
         </w:rPr>
-        <w:t xml:space="preserve">CREATE DATABASE </w:t>
-      </w:r>
-      <w:proofErr w:type="spellStart"/>
-      <w:r>
-        <w:rPr>
-          <w:rFonts w:ascii="Georgia Pro" w:eastAsia="Georgia Pro" w:hAnsi="Georgia Pro" w:cs="Georgia Pro"/>
-          <w:color w:val="000000" w:themeColor="text1"/>
-        </w:rPr>
-        <w:t>company_db</w:t>
-      </w:r>
-      <w:proofErr w:type="spellEnd"/>
-      <w:r>
-        <w:rPr>
-          <w:rFonts w:ascii="Georgia Pro" w:eastAsia="Georgia Pro" w:hAnsi="Georgia Pro" w:cs="Georgia Pro"/>
-          <w:color w:val="000000" w:themeColor="text1"/>
-        </w:rPr>
-        <w:t>;</w:t>
-      </w:r>
-    </w:p>
-    <w:p>
-      <w:pPr>
-        <w:spacing w:before="240" w:after="240" w:line="360" w:lineRule="auto"/>
-        <w:rPr>
-          <w:rFonts w:ascii="Georgia Pro" w:eastAsia="Georgia Pro" w:hAnsi="Georgia Pro" w:cs="Georgia Pro"/>
-          <w:color w:val="000000" w:themeColor="text1"/>
-        </w:rPr>
-      </w:pPr>
-      <w:r>
-        <w:rPr>
-          <w:rFonts w:ascii="Georgia Pro" w:eastAsia="Georgia Pro" w:hAnsi="Georgia Pro" w:cs="Georgia Pro"/>
-          <w:color w:val="000000" w:themeColor="text1"/>
-        </w:rPr>
-        <w:pict w14:anchorId="3CDAECCD">
-          <v:rect id="_x0000_i1098" style="width:0;height:1.5pt" o:hralign="center" o:hrstd="t" o:hr="t" fillcolor="#a0a0a0" stroked="f"/>
-        </w:pict>
-      </w:r>
-    </w:p>
-    <w:p>
-      <w:pPr>
-        <w:spacing w:before="240" w:after="240" w:line="360" w:lineRule="auto"/>
-        <w:rPr>
-          <w:rFonts w:ascii="Georgia Pro" w:eastAsia="Georgia Pro" w:hAnsi="Georgia Pro" w:cs="Georgia Pro"/>
-          <w:b/>
-          <w:bCs/>
-          <w:color w:val="000000" w:themeColor="text1"/>
-        </w:rPr>
-      </w:pPr>
-      <w:r>
-        <w:rPr>
-          <w:rFonts w:ascii="Georgia Pro" w:eastAsia="Georgia Pro" w:hAnsi="Georgia Pro" w:cs="Georgia Pro"/>
-          <w:b/>
-          <w:bCs/>
-          <w:color w:val="000000" w:themeColor="text1"/>
-        </w:rPr>
-        <w:t>2. Use the Database</w:t>
+        <w:t>sudo apt update</w:t>
       </w:r>
     </w:p>
     <w:p>
@@ -277,61 +241,7 @@
           <w:rFonts w:ascii="Georgia Pro" w:eastAsia="Georgia Pro" w:hAnsi="Georgia Pro" w:cs="Georgia Pro"/>
           <w:color w:val="000000" w:themeColor="text1"/>
         </w:rPr>
-        <w:t xml:space="preserve">USE </w:t>
-      </w:r>
-      <w:proofErr w:type="spellStart"/>
-      <w:r>
-        <w:rPr>
-          <w:rFonts w:ascii="Georgia Pro" w:eastAsia="Georgia Pro" w:hAnsi="Georgia Pro" w:cs="Georgia Pro"/>
-          <w:color w:val="000000" w:themeColor="text1"/>
-        </w:rPr>
-        <w:t>company_db</w:t>
-      </w:r>
-      <w:proofErr w:type="spellEnd"/>
-      <w:r>
-        <w:rPr>
-          <w:rFonts w:ascii="Georgia Pro" w:eastAsia="Georgia Pro" w:hAnsi="Georgia Pro" w:cs="Georgia Pro"/>
-          <w:color w:val="000000" w:themeColor="text1"/>
-        </w:rPr>
-        <w:t>;</w:t>
-      </w:r>
-    </w:p>
-    <w:p>
-      <w:pPr>
-        <w:spacing w:before="240" w:after="240" w:line="360" w:lineRule="auto"/>
-        <w:rPr>
-          <w:rFonts w:ascii="Georgia Pro" w:eastAsia="Georgia Pro" w:hAnsi="Georgia Pro" w:cs="Georgia Pro"/>
-          <w:color w:val="000000" w:themeColor="text1"/>
-        </w:rPr>
-      </w:pPr>
-      <w:r>
-        <w:rPr>
-          <w:rFonts w:ascii="Georgia Pro" w:eastAsia="Georgia Pro" w:hAnsi="Georgia Pro" w:cs="Georgia Pro"/>
-          <w:color w:val="000000" w:themeColor="text1"/>
-        </w:rPr>
-        <w:pict w14:anchorId="35BB5B20">
-          <v:rect id="_x0000_i1099" style="width:0;height:1.5pt" o:hralign="center" o:hrstd="t" o:hr="t" fillcolor="#a0a0a0" stroked="f"/>
-        </w:pict>
-      </w:r>
-    </w:p>
-    <w:p>
-      <w:pPr>
-        <w:spacing w:before="240" w:after="240" w:line="360" w:lineRule="auto"/>
-        <w:rPr>
-          <w:rFonts w:ascii="Georgia Pro" w:eastAsia="Georgia Pro" w:hAnsi="Georgia Pro" w:cs="Georgia Pro"/>
-          <w:b/>
-          <w:bCs/>
-          <w:color w:val="000000" w:themeColor="text1"/>
-        </w:rPr>
-      </w:pPr>
-      <w:r>
-        <w:rPr>
-          <w:rFonts w:ascii="Georgia Pro" w:eastAsia="Georgia Pro" w:hAnsi="Georgia Pro" w:cs="Georgia Pro"/>
-          <w:b/>
-          <w:bCs/>
-          <w:color w:val="000000" w:themeColor="text1"/>
-        </w:rPr>
-        <w:t>3. Create a Table</w:t>
+        <w:t>sudo apt install -y mysql-client</w:t>
       </w:r>
     </w:p>
     <w:p>
@@ -354,191 +264,7 @@
           <w:rFonts w:ascii="Georgia Pro" w:eastAsia="Georgia Pro" w:hAnsi="Georgia Pro" w:cs="Georgia Pro"/>
           <w:color w:val="000000" w:themeColor="text1"/>
         </w:rPr>
-        <w:t>CREATE TABLE employees (</w:t>
-      </w:r>
-      <w:r>
-        <w:rPr>
-          <w:rFonts w:ascii="Georgia Pro" w:eastAsia="Georgia Pro" w:hAnsi="Georgia Pro" w:cs="Georgia Pro"/>
-          <w:color w:val="000000" w:themeColor="text1"/>
-        </w:rPr>
-        <w:br/>
-        <w:t xml:space="preserve">    </w:t>
-      </w:r>
-      <w:proofErr w:type="spellStart"/>
-      <w:r>
-        <w:rPr>
-          <w:rFonts w:ascii="Georgia Pro" w:eastAsia="Georgia Pro" w:hAnsi="Georgia Pro" w:cs="Georgia Pro"/>
-          <w:color w:val="000000" w:themeColor="text1"/>
-        </w:rPr>
-        <w:t>employee_id</w:t>
-      </w:r>
-      <w:proofErr w:type="spellEnd"/>
-      <w:r>
-        <w:rPr>
-          <w:rFonts w:ascii="Georgia Pro" w:eastAsia="Georgia Pro" w:hAnsi="Georgia Pro" w:cs="Georgia Pro"/>
-          <w:color w:val="000000" w:themeColor="text1"/>
-        </w:rPr>
-        <w:t xml:space="preserve"> INT PRIMARY KEY,</w:t>
-      </w:r>
-      <w:r>
-        <w:rPr>
-          <w:rFonts w:ascii="Georgia Pro" w:eastAsia="Georgia Pro" w:hAnsi="Georgia Pro" w:cs="Georgia Pro"/>
-          <w:color w:val="000000" w:themeColor="text1"/>
-        </w:rPr>
-        <w:br/>
-        <w:t xml:space="preserve">    </w:t>
-      </w:r>
-      <w:proofErr w:type="spellStart"/>
-      <w:r>
-        <w:rPr>
-          <w:rFonts w:ascii="Georgia Pro" w:eastAsia="Georgia Pro" w:hAnsi="Georgia Pro" w:cs="Georgia Pro"/>
-          <w:color w:val="000000" w:themeColor="text1"/>
-        </w:rPr>
-        <w:t>first_name</w:t>
-      </w:r>
-      <w:proofErr w:type="spellEnd"/>
-      <w:r>
-        <w:rPr>
-          <w:rFonts w:ascii="Georgia Pro" w:eastAsia="Georgia Pro" w:hAnsi="Georgia Pro" w:cs="Georgia Pro"/>
-          <w:color w:val="000000" w:themeColor="text1"/>
-        </w:rPr>
-        <w:t xml:space="preserve"> </w:t>
-      </w:r>
-      <w:proofErr w:type="gramStart"/>
-      <w:r>
-        <w:rPr>
-          <w:rFonts w:ascii="Georgia Pro" w:eastAsia="Georgia Pro" w:hAnsi="Georgia Pro" w:cs="Georgia Pro"/>
-          <w:color w:val="000000" w:themeColor="text1"/>
-        </w:rPr>
-        <w:t>VARCHAR(</w:t>
-      </w:r>
-      <w:proofErr w:type="gramEnd"/>
-      <w:r>
-        <w:rPr>
-          <w:rFonts w:ascii="Georgia Pro" w:eastAsia="Georgia Pro" w:hAnsi="Georgia Pro" w:cs="Georgia Pro"/>
-          <w:color w:val="000000" w:themeColor="text1"/>
-        </w:rPr>
-        <w:t>50),</w:t>
-      </w:r>
-      <w:r>
-        <w:rPr>
-          <w:rFonts w:ascii="Georgia Pro" w:eastAsia="Georgia Pro" w:hAnsi="Georgia Pro" w:cs="Georgia Pro"/>
-          <w:color w:val="000000" w:themeColor="text1"/>
-        </w:rPr>
-        <w:br/>
-        <w:t xml:space="preserve">    </w:t>
-      </w:r>
-      <w:proofErr w:type="spellStart"/>
-      <w:r>
-        <w:rPr>
-          <w:rFonts w:ascii="Georgia Pro" w:eastAsia="Georgia Pro" w:hAnsi="Georgia Pro" w:cs="Georgia Pro"/>
-          <w:color w:val="000000" w:themeColor="text1"/>
-        </w:rPr>
-        <w:t>last_name</w:t>
-      </w:r>
-      <w:proofErr w:type="spellEnd"/>
-      <w:r>
-        <w:rPr>
-          <w:rFonts w:ascii="Georgia Pro" w:eastAsia="Georgia Pro" w:hAnsi="Georgia Pro" w:cs="Georgia Pro"/>
-          <w:color w:val="000000" w:themeColor="text1"/>
-        </w:rPr>
-        <w:t xml:space="preserve"> </w:t>
-      </w:r>
-      <w:proofErr w:type="gramStart"/>
-      <w:r>
-        <w:rPr>
-          <w:rFonts w:ascii="Georgia Pro" w:eastAsia="Georgia Pro" w:hAnsi="Georgia Pro" w:cs="Georgia Pro"/>
-          <w:color w:val="000000" w:themeColor="text1"/>
-        </w:rPr>
-        <w:t>VARCHAR(</w:t>
-      </w:r>
-      <w:proofErr w:type="gramEnd"/>
-      <w:r>
-        <w:rPr>
-          <w:rFonts w:ascii="Georgia Pro" w:eastAsia="Georgia Pro" w:hAnsi="Georgia Pro" w:cs="Georgia Pro"/>
-          <w:color w:val="000000" w:themeColor="text1"/>
-        </w:rPr>
-        <w:t>50),</w:t>
-      </w:r>
-      <w:r>
-        <w:rPr>
-          <w:rFonts w:ascii="Georgia Pro" w:eastAsia="Georgia Pro" w:hAnsi="Georgia Pro" w:cs="Georgia Pro"/>
-          <w:color w:val="000000" w:themeColor="text1"/>
-        </w:rPr>
-        <w:br/>
-        <w:t xml:space="preserve">    department </w:t>
-      </w:r>
-      <w:proofErr w:type="gramStart"/>
-      <w:r>
-        <w:rPr>
-          <w:rFonts w:ascii="Georgia Pro" w:eastAsia="Georgia Pro" w:hAnsi="Georgia Pro" w:cs="Georgia Pro"/>
-          <w:color w:val="000000" w:themeColor="text1"/>
-        </w:rPr>
-        <w:t>VARCHAR(</w:t>
-      </w:r>
-      <w:proofErr w:type="gramEnd"/>
-      <w:r>
-        <w:rPr>
-          <w:rFonts w:ascii="Georgia Pro" w:eastAsia="Georgia Pro" w:hAnsi="Georgia Pro" w:cs="Georgia Pro"/>
-          <w:color w:val="000000" w:themeColor="text1"/>
-        </w:rPr>
-        <w:t>50),</w:t>
-      </w:r>
-      <w:r>
-        <w:rPr>
-          <w:rFonts w:ascii="Georgia Pro" w:eastAsia="Georgia Pro" w:hAnsi="Georgia Pro" w:cs="Georgia Pro"/>
-          <w:color w:val="000000" w:themeColor="text1"/>
-        </w:rPr>
-        <w:br/>
-        <w:t xml:space="preserve">    salary </w:t>
-      </w:r>
-      <w:proofErr w:type="gramStart"/>
-      <w:r>
-        <w:rPr>
-          <w:rFonts w:ascii="Georgia Pro" w:eastAsia="Georgia Pro" w:hAnsi="Georgia Pro" w:cs="Georgia Pro"/>
-          <w:color w:val="000000" w:themeColor="text1"/>
-        </w:rPr>
-        <w:t>DECIMAL(</w:t>
-      </w:r>
-      <w:proofErr w:type="gramEnd"/>
-      <w:r>
-        <w:rPr>
-          <w:rFonts w:ascii="Georgia Pro" w:eastAsia="Georgia Pro" w:hAnsi="Georgia Pro" w:cs="Georgia Pro"/>
-          <w:color w:val="000000" w:themeColor="text1"/>
-        </w:rPr>
-        <w:t>10,2),</w:t>
-      </w:r>
-      <w:r>
-        <w:rPr>
-          <w:rFonts w:ascii="Georgia Pro" w:eastAsia="Georgia Pro" w:hAnsi="Georgia Pro" w:cs="Georgia Pro"/>
-          <w:color w:val="000000" w:themeColor="text1"/>
-        </w:rPr>
-        <w:br/>
-        <w:t xml:space="preserve">    </w:t>
-      </w:r>
-      <w:proofErr w:type="spellStart"/>
-      <w:r>
-        <w:rPr>
-          <w:rFonts w:ascii="Georgia Pro" w:eastAsia="Georgia Pro" w:hAnsi="Georgia Pro" w:cs="Georgia Pro"/>
-          <w:color w:val="000000" w:themeColor="text1"/>
-        </w:rPr>
-        <w:t>hire_date</w:t>
-      </w:r>
-      <w:proofErr w:type="spellEnd"/>
-      <w:r>
-        <w:rPr>
-          <w:rFonts w:ascii="Georgia Pro" w:eastAsia="Georgia Pro" w:hAnsi="Georgia Pro" w:cs="Georgia Pro"/>
-          <w:color w:val="000000" w:themeColor="text1"/>
-        </w:rPr>
-        <w:t xml:space="preserve"> DATE</w:t>
-      </w:r>
-      <w:r>
-        <w:rPr>
-          <w:rFonts w:ascii="Georgia Pro" w:eastAsia="Georgia Pro" w:hAnsi="Georgia Pro" w:cs="Georgia Pro"/>
-          <w:color w:val="000000" w:themeColor="text1"/>
-        </w:rPr>
-        <w:br/>
-        <w:t>);</w:t>
+        <w:t>mysql --version</w:t>
       </w:r>
     </w:p>
     <w:p>
@@ -546,24 +272,6 @@
         <w:spacing w:before="240" w:after="240" w:line="360" w:lineRule="auto"/>
         <w:rPr>
           <w:rFonts w:ascii="Georgia Pro" w:eastAsia="Georgia Pro" w:hAnsi="Georgia Pro" w:cs="Georgia Pro"/>
-          <w:color w:val="000000" w:themeColor="text1"/>
-        </w:rPr>
-      </w:pPr>
-      <w:r>
-        <w:rPr>
-          <w:rFonts w:ascii="Georgia Pro" w:eastAsia="Georgia Pro" w:hAnsi="Georgia Pro" w:cs="Georgia Pro"/>
-          <w:color w:val="000000" w:themeColor="text1"/>
-        </w:rPr>
-        <w:pict w14:anchorId="6FA3AE9E">
-          <v:rect id="_x0000_i1100" style="width:0;height:1.5pt" o:hralign="center" o:hrstd="t" o:hr="t" fillcolor="#a0a0a0" stroked="f"/>
-        </w:pict>
-      </w:r>
-    </w:p>
-    <w:p>
-      <w:pPr>
-        <w:spacing w:before="240" w:after="240" w:line="360" w:lineRule="auto"/>
-        <w:rPr>
-          <w:rFonts w:ascii="Georgia Pro" w:eastAsia="Georgia Pro" w:hAnsi="Georgia Pro" w:cs="Georgia Pro"/>
           <w:b/>
           <w:bCs/>
           <w:color w:val="000000" w:themeColor="text1"/>
@@ -576,7 +284,7 @@
           <w:bCs/>
           <w:color w:val="000000" w:themeColor="text1"/>
         </w:rPr>
-        <w:t>4. Insert a Single Row</w:t>
+        <w:t>1. Create a Database</w:t>
       </w:r>
     </w:p>
     <w:p>
@@ -599,95 +307,7 @@
           <w:rFonts w:ascii="Georgia Pro" w:eastAsia="Georgia Pro" w:hAnsi="Georgia Pro" w:cs="Georgia Pro"/>
           <w:color w:val="000000" w:themeColor="text1"/>
         </w:rPr>
-        <w:t>INSERT INTO employees</w:t>
-      </w:r>
-      <w:r>
-        <w:rPr>
-          <w:rFonts w:ascii="Georgia Pro" w:eastAsia="Georgia Pro" w:hAnsi="Georgia Pro" w:cs="Georgia Pro"/>
-          <w:color w:val="000000" w:themeColor="text1"/>
-        </w:rPr>
-        <w:br/>
-        <w:t>(</w:t>
-      </w:r>
-      <w:proofErr w:type="spellStart"/>
-      <w:r>
-        <w:rPr>
-          <w:rFonts w:ascii="Georgia Pro" w:eastAsia="Georgia Pro" w:hAnsi="Georgia Pro" w:cs="Georgia Pro"/>
-          <w:color w:val="000000" w:themeColor="text1"/>
-        </w:rPr>
-        <w:t>employee_id</w:t>
-      </w:r>
-      <w:proofErr w:type="spellEnd"/>
-      <w:r>
-        <w:rPr>
-          <w:rFonts w:ascii="Georgia Pro" w:eastAsia="Georgia Pro" w:hAnsi="Georgia Pro" w:cs="Georgia Pro"/>
-          <w:color w:val="000000" w:themeColor="text1"/>
-        </w:rPr>
-        <w:t xml:space="preserve">, </w:t>
-      </w:r>
-      <w:proofErr w:type="spellStart"/>
-      <w:r>
-        <w:rPr>
-          <w:rFonts w:ascii="Georgia Pro" w:eastAsia="Georgia Pro" w:hAnsi="Georgia Pro" w:cs="Georgia Pro"/>
-          <w:color w:val="000000" w:themeColor="text1"/>
-        </w:rPr>
-        <w:t>first_name</w:t>
-      </w:r>
-      <w:proofErr w:type="spellEnd"/>
-      <w:r>
-        <w:rPr>
-          <w:rFonts w:ascii="Georgia Pro" w:eastAsia="Georgia Pro" w:hAnsi="Georgia Pro" w:cs="Georgia Pro"/>
-          <w:color w:val="000000" w:themeColor="text1"/>
-        </w:rPr>
-        <w:t xml:space="preserve">, </w:t>
-      </w:r>
-      <w:proofErr w:type="spellStart"/>
-      <w:r>
-        <w:rPr>
-          <w:rFonts w:ascii="Georgia Pro" w:eastAsia="Georgia Pro" w:hAnsi="Georgia Pro" w:cs="Georgia Pro"/>
-          <w:color w:val="000000" w:themeColor="text1"/>
-        </w:rPr>
-        <w:t>last_name</w:t>
-      </w:r>
-      <w:proofErr w:type="spellEnd"/>
-      <w:r>
-        <w:rPr>
-          <w:rFonts w:ascii="Georgia Pro" w:eastAsia="Georgia Pro" w:hAnsi="Georgia Pro" w:cs="Georgia Pro"/>
-          <w:color w:val="000000" w:themeColor="text1"/>
-        </w:rPr>
-        <w:t xml:space="preserve">, department, salary, </w:t>
-      </w:r>
-      <w:proofErr w:type="spellStart"/>
-      <w:r>
-        <w:rPr>
-          <w:rFonts w:ascii="Georgia Pro" w:eastAsia="Georgia Pro" w:hAnsi="Georgia Pro" w:cs="Georgia Pro"/>
-          <w:color w:val="000000" w:themeColor="text1"/>
-        </w:rPr>
-        <w:t>hire_date</w:t>
-      </w:r>
-      <w:proofErr w:type="spellEnd"/>
-      <w:r>
-        <w:rPr>
-          <w:rFonts w:ascii="Georgia Pro" w:eastAsia="Georgia Pro" w:hAnsi="Georgia Pro" w:cs="Georgia Pro"/>
-          <w:color w:val="000000" w:themeColor="text1"/>
-        </w:rPr>
-        <w:t>)</w:t>
-      </w:r>
-      <w:r>
-        <w:rPr>
-          <w:rFonts w:ascii="Georgia Pro" w:eastAsia="Georgia Pro" w:hAnsi="Georgia Pro" w:cs="Georgia Pro"/>
-          <w:color w:val="000000" w:themeColor="text1"/>
-        </w:rPr>
-        <w:br/>
-        <w:t>VALUES</w:t>
-      </w:r>
-      <w:r>
-        <w:rPr>
-          <w:rFonts w:ascii="Georgia Pro" w:eastAsia="Georgia Pro" w:hAnsi="Georgia Pro" w:cs="Georgia Pro"/>
-          <w:color w:val="000000" w:themeColor="text1"/>
-        </w:rPr>
-        <w:br/>
-        <w:t>(101, 'John', 'Doe', 'IT', 65000.00, '2024-01-15');</w:t>
+        <w:t>CREATE DATABASE company_db;</w:t>
       </w:r>
     </w:p>
     <w:p>
@@ -703,8 +323,8 @@
           <w:rFonts w:ascii="Georgia Pro" w:eastAsia="Georgia Pro" w:hAnsi="Georgia Pro" w:cs="Georgia Pro"/>
           <w:color w:val="000000" w:themeColor="text1"/>
         </w:rPr>
-        <w:pict w14:anchorId="756ED4FD">
-          <v:rect id="_x0000_i1101" style="width:0;height:1.5pt" o:hralign="center" o:hrstd="t" o:hr="t" fillcolor="#a0a0a0" stroked="f"/>
+        <w:pict w14:anchorId="3CDAECCD">
+          <v:rect id="_x0000_i1026" style="width:0;height:1.5pt" o:hralign="center" o:hrstd="t" o:hr="t" fillcolor="#a0a0a0" stroked="f"/>
         </w:pict>
       </w:r>
     </w:p>
@@ -718,26 +338,14 @@
           <w:color w:val="000000" w:themeColor="text1"/>
         </w:rPr>
       </w:pPr>
-    </w:p>
-    <w:p>
-      <w:pPr>
-        <w:spacing w:before="240" w:after="240" w:line="360" w:lineRule="auto"/>
+      <w:r>
         <w:rPr>
           <w:rFonts w:ascii="Georgia Pro" w:eastAsia="Georgia Pro" w:hAnsi="Georgia Pro" w:cs="Georgia Pro"/>
           <w:b/>
           <w:bCs/>
           <w:color w:val="000000" w:themeColor="text1"/>
         </w:rPr>
-      </w:pPr>
-      <w:r>
-        <w:rPr>
-          <w:rFonts w:ascii="Georgia Pro" w:eastAsia="Georgia Pro" w:hAnsi="Georgia Pro" w:cs="Georgia Pro"/>
-          <w:b/>
-          <w:bCs/>
-          <w:color w:val="000000" w:themeColor="text1"/>
-        </w:rPr>
-        <w:lastRenderedPageBreak/>
-        <w:t>5. Insert Multiple Rows</w:t>
+        <w:t>2. Use the Database</w:t>
       </w:r>
     </w:p>
     <w:p>
@@ -760,6 +368,185 @@
           <w:rFonts w:ascii="Georgia Pro" w:eastAsia="Georgia Pro" w:hAnsi="Georgia Pro" w:cs="Georgia Pro"/>
           <w:color w:val="000000" w:themeColor="text1"/>
         </w:rPr>
+        <w:t>USE company_db;</w:t>
+      </w:r>
+    </w:p>
+    <w:p>
+      <w:pPr>
+        <w:spacing w:before="240" w:after="240" w:line="360" w:lineRule="auto"/>
+        <w:rPr>
+          <w:rFonts w:ascii="Georgia Pro" w:eastAsia="Georgia Pro" w:hAnsi="Georgia Pro" w:cs="Georgia Pro"/>
+          <w:color w:val="000000" w:themeColor="text1"/>
+        </w:rPr>
+      </w:pPr>
+      <w:r>
+        <w:rPr>
+          <w:rFonts w:ascii="Georgia Pro" w:eastAsia="Georgia Pro" w:hAnsi="Georgia Pro" w:cs="Georgia Pro"/>
+          <w:color w:val="000000" w:themeColor="text1"/>
+        </w:rPr>
+        <w:pict w14:anchorId="35BB5B20">
+          <v:rect id="_x0000_i1027" style="width:0;height:1.5pt" o:hralign="center" o:hrstd="t" o:hr="t" fillcolor="#a0a0a0" stroked="f"/>
+        </w:pict>
+      </w:r>
+    </w:p>
+    <w:p>
+      <w:pPr>
+        <w:spacing w:before="240" w:after="240" w:line="360" w:lineRule="auto"/>
+        <w:rPr>
+          <w:rFonts w:ascii="Georgia Pro" w:eastAsia="Georgia Pro" w:hAnsi="Georgia Pro" w:cs="Georgia Pro"/>
+          <w:b/>
+          <w:bCs/>
+          <w:color w:val="000000" w:themeColor="text1"/>
+        </w:rPr>
+      </w:pPr>
+      <w:r>
+        <w:rPr>
+          <w:rFonts w:ascii="Georgia Pro" w:eastAsia="Georgia Pro" w:hAnsi="Georgia Pro" w:cs="Georgia Pro"/>
+          <w:b/>
+          <w:bCs/>
+          <w:color w:val="000000" w:themeColor="text1"/>
+        </w:rPr>
+        <w:t>3. Create a Table</w:t>
+      </w:r>
+    </w:p>
+    <w:p>
+      <w:pPr>
+        <w:pBdr>
+          <w:top w:val="single" w:sz="4" w:space="1" w:color="auto"/>
+          <w:left w:val="single" w:sz="4" w:space="4" w:color="auto"/>
+          <w:bottom w:val="single" w:sz="4" w:space="1" w:color="auto"/>
+          <w:right w:val="single" w:sz="4" w:space="4" w:color="auto"/>
+        </w:pBdr>
+        <w:shd w:val="clear" w:color="auto" w:fill="F2F2F2" w:themeFill="background1" w:themeFillShade="F2"/>
+        <w:spacing w:before="240" w:after="240" w:line="360" w:lineRule="auto"/>
+        <w:rPr>
+          <w:rFonts w:ascii="Georgia Pro" w:eastAsia="Georgia Pro" w:hAnsi="Georgia Pro" w:cs="Georgia Pro"/>
+          <w:color w:val="000000" w:themeColor="text1"/>
+        </w:rPr>
+      </w:pPr>
+      <w:r>
+        <w:rPr>
+          <w:rFonts w:ascii="Georgia Pro" w:eastAsia="Georgia Pro" w:hAnsi="Georgia Pro" w:cs="Georgia Pro"/>
+          <w:color w:val="000000" w:themeColor="text1"/>
+        </w:rPr>
+        <w:t>CREATE TABLE employees (</w:t>
+      </w:r>
+      <w:r>
+        <w:rPr>
+          <w:rFonts w:ascii="Georgia Pro" w:eastAsia="Georgia Pro" w:hAnsi="Georgia Pro" w:cs="Georgia Pro"/>
+          <w:color w:val="000000" w:themeColor="text1"/>
+        </w:rPr>
+        <w:br/>
+        <w:t xml:space="preserve">    employee_id INT PRIMARY KEY,</w:t>
+      </w:r>
+      <w:r>
+        <w:rPr>
+          <w:rFonts w:ascii="Georgia Pro" w:eastAsia="Georgia Pro" w:hAnsi="Georgia Pro" w:cs="Georgia Pro"/>
+          <w:color w:val="000000" w:themeColor="text1"/>
+        </w:rPr>
+        <w:br/>
+        <w:t xml:space="preserve">    first_name VARCHAR(50),</w:t>
+      </w:r>
+      <w:r>
+        <w:rPr>
+          <w:rFonts w:ascii="Georgia Pro" w:eastAsia="Georgia Pro" w:hAnsi="Georgia Pro" w:cs="Georgia Pro"/>
+          <w:color w:val="000000" w:themeColor="text1"/>
+        </w:rPr>
+        <w:br/>
+        <w:t xml:space="preserve">    last_name VARCHAR(50),</w:t>
+      </w:r>
+      <w:r>
+        <w:rPr>
+          <w:rFonts w:ascii="Georgia Pro" w:eastAsia="Georgia Pro" w:hAnsi="Georgia Pro" w:cs="Georgia Pro"/>
+          <w:color w:val="000000" w:themeColor="text1"/>
+        </w:rPr>
+        <w:br/>
+        <w:t xml:space="preserve">    department VARCHAR(50),</w:t>
+      </w:r>
+      <w:r>
+        <w:rPr>
+          <w:rFonts w:ascii="Georgia Pro" w:eastAsia="Georgia Pro" w:hAnsi="Georgia Pro" w:cs="Georgia Pro"/>
+          <w:color w:val="000000" w:themeColor="text1"/>
+        </w:rPr>
+        <w:br/>
+        <w:t xml:space="preserve">    salary DECIMAL(10,2),</w:t>
+      </w:r>
+      <w:r>
+        <w:rPr>
+          <w:rFonts w:ascii="Georgia Pro" w:eastAsia="Georgia Pro" w:hAnsi="Georgia Pro" w:cs="Georgia Pro"/>
+          <w:color w:val="000000" w:themeColor="text1"/>
+        </w:rPr>
+        <w:br/>
+        <w:t xml:space="preserve">    hire_date DATE</w:t>
+      </w:r>
+      <w:r>
+        <w:rPr>
+          <w:rFonts w:ascii="Georgia Pro" w:eastAsia="Georgia Pro" w:hAnsi="Georgia Pro" w:cs="Georgia Pro"/>
+          <w:color w:val="000000" w:themeColor="text1"/>
+        </w:rPr>
+        <w:br/>
+        <w:t>);</w:t>
+      </w:r>
+    </w:p>
+    <w:p>
+      <w:pPr>
+        <w:spacing w:before="240" w:after="240" w:line="360" w:lineRule="auto"/>
+        <w:rPr>
+          <w:rFonts w:ascii="Georgia Pro" w:eastAsia="Georgia Pro" w:hAnsi="Georgia Pro" w:cs="Georgia Pro"/>
+          <w:color w:val="000000" w:themeColor="text1"/>
+        </w:rPr>
+      </w:pPr>
+      <w:r>
+        <w:rPr>
+          <w:rFonts w:ascii="Georgia Pro" w:eastAsia="Georgia Pro" w:hAnsi="Georgia Pro" w:cs="Georgia Pro"/>
+          <w:color w:val="000000" w:themeColor="text1"/>
+        </w:rPr>
+        <w:pict w14:anchorId="6FA3AE9E">
+          <v:rect id="_x0000_i1028" style="width:0;height:1.5pt" o:hralign="center" o:hrstd="t" o:hr="t" fillcolor="#a0a0a0" stroked="f"/>
+        </w:pict>
+      </w:r>
+    </w:p>
+    <w:p>
+      <w:pPr>
+        <w:spacing w:before="240" w:after="240" w:line="360" w:lineRule="auto"/>
+        <w:rPr>
+          <w:rFonts w:ascii="Georgia Pro" w:eastAsia="Georgia Pro" w:hAnsi="Georgia Pro" w:cs="Georgia Pro"/>
+          <w:b/>
+          <w:bCs/>
+          <w:color w:val="000000" w:themeColor="text1"/>
+        </w:rPr>
+      </w:pPr>
+      <w:r>
+        <w:rPr>
+          <w:rFonts w:ascii="Georgia Pro" w:eastAsia="Georgia Pro" w:hAnsi="Georgia Pro" w:cs="Georgia Pro"/>
+          <w:b/>
+          <w:bCs/>
+          <w:color w:val="000000" w:themeColor="text1"/>
+        </w:rPr>
+        <w:t>4. Insert a Single Row</w:t>
+      </w:r>
+    </w:p>
+    <w:p>
+      <w:pPr>
+        <w:pBdr>
+          <w:top w:val="single" w:sz="4" w:space="1" w:color="auto"/>
+          <w:left w:val="single" w:sz="4" w:space="4" w:color="auto"/>
+          <w:bottom w:val="single" w:sz="4" w:space="1" w:color="auto"/>
+          <w:right w:val="single" w:sz="4" w:space="4" w:color="auto"/>
+        </w:pBdr>
+        <w:shd w:val="clear" w:color="auto" w:fill="F2F2F2" w:themeFill="background1" w:themeFillShade="F2"/>
+        <w:spacing w:before="240" w:after="240" w:line="360" w:lineRule="auto"/>
+        <w:rPr>
+          <w:rFonts w:ascii="Georgia Pro" w:eastAsia="Georgia Pro" w:hAnsi="Georgia Pro" w:cs="Georgia Pro"/>
+          <w:color w:val="000000" w:themeColor="text1"/>
+        </w:rPr>
+      </w:pPr>
+      <w:r>
+        <w:rPr>
+          <w:rFonts w:ascii="Georgia Pro" w:eastAsia="Georgia Pro" w:hAnsi="Georgia Pro" w:cs="Georgia Pro"/>
+          <w:color w:val="000000" w:themeColor="text1"/>
+        </w:rPr>
+        <w:lastRenderedPageBreak/>
         <w:t>INSERT INTO employees</w:t>
       </w:r>
       <w:r>
@@ -768,71 +555,103 @@
           <w:color w:val="000000" w:themeColor="text1"/>
         </w:rPr>
         <w:br/>
-        <w:t>(</w:t>
+        <w:t>(employee_id, first_name, last_name, department, salary, hire_date)</w:t>
       </w:r>
-      <w:proofErr w:type="spellStart"/>
       <w:r>
         <w:rPr>
           <w:rFonts w:ascii="Georgia Pro" w:eastAsia="Georgia Pro" w:hAnsi="Georgia Pro" w:cs="Georgia Pro"/>
           <w:color w:val="000000" w:themeColor="text1"/>
         </w:rPr>
-        <w:t>employee_id</w:t>
+        <w:br/>
+        <w:t>VALUES</w:t>
       </w:r>
-      <w:proofErr w:type="spellEnd"/>
       <w:r>
         <w:rPr>
           <w:rFonts w:ascii="Georgia Pro" w:eastAsia="Georgia Pro" w:hAnsi="Georgia Pro" w:cs="Georgia Pro"/>
           <w:color w:val="000000" w:themeColor="text1"/>
         </w:rPr>
-        <w:t xml:space="preserve">, </w:t>
+        <w:br/>
+        <w:t>(101, 'John', 'Doe', 'IT', 65000.00, '2024-01-15');</w:t>
       </w:r>
-      <w:proofErr w:type="spellStart"/>
+    </w:p>
+    <w:p>
+      <w:pPr>
+        <w:spacing w:before="240" w:after="240" w:line="360" w:lineRule="auto"/>
+        <w:rPr>
+          <w:rFonts w:ascii="Georgia Pro" w:eastAsia="Georgia Pro" w:hAnsi="Georgia Pro" w:cs="Georgia Pro"/>
+          <w:color w:val="000000" w:themeColor="text1"/>
+        </w:rPr>
+      </w:pPr>
       <w:r>
         <w:rPr>
           <w:rFonts w:ascii="Georgia Pro" w:eastAsia="Georgia Pro" w:hAnsi="Georgia Pro" w:cs="Georgia Pro"/>
           <w:color w:val="000000" w:themeColor="text1"/>
         </w:rPr>
-        <w:t>first_name</w:t>
+        <w:pict w14:anchorId="756ED4FD">
+          <v:rect id="_x0000_i1029" style="width:0;height:1.5pt" o:hralign="center" o:hrstd="t" o:hr="t" fillcolor="#a0a0a0" stroked="f"/>
+        </w:pict>
       </w:r>
-      <w:proofErr w:type="spellEnd"/>
+    </w:p>
+    <w:p>
+      <w:pPr>
+        <w:spacing w:before="240" w:after="240" w:line="360" w:lineRule="auto"/>
+        <w:rPr>
+          <w:rFonts w:ascii="Georgia Pro" w:eastAsia="Georgia Pro" w:hAnsi="Georgia Pro" w:cs="Georgia Pro"/>
+          <w:b/>
+          <w:bCs/>
+          <w:color w:val="000000" w:themeColor="text1"/>
+        </w:rPr>
+      </w:pPr>
+    </w:p>
+    <w:p>
+      <w:pPr>
+        <w:spacing w:before="240" w:after="240" w:line="360" w:lineRule="auto"/>
+        <w:rPr>
+          <w:rFonts w:ascii="Georgia Pro" w:eastAsia="Georgia Pro" w:hAnsi="Georgia Pro" w:cs="Georgia Pro"/>
+          <w:b/>
+          <w:bCs/>
+          <w:color w:val="000000" w:themeColor="text1"/>
+        </w:rPr>
+      </w:pPr>
       <w:r>
         <w:rPr>
           <w:rFonts w:ascii="Georgia Pro" w:eastAsia="Georgia Pro" w:hAnsi="Georgia Pro" w:cs="Georgia Pro"/>
-          <w:color w:val="000000" w:themeColor="text1"/>
-        </w:rPr>
-        <w:t xml:space="preserve">, </w:t>
+          <w:b/>
+          <w:bCs/>
+          <w:color w:val="000000" w:themeColor="text1"/>
+        </w:rPr>
+        <w:t>5. Insert Multiple Rows</w:t>
       </w:r>
-      <w:proofErr w:type="spellStart"/>
+    </w:p>
+    <w:p>
+      <w:pPr>
+        <w:pBdr>
+          <w:top w:val="single" w:sz="4" w:space="1" w:color="auto"/>
+          <w:left w:val="single" w:sz="4" w:space="4" w:color="auto"/>
+          <w:bottom w:val="single" w:sz="4" w:space="1" w:color="auto"/>
+          <w:right w:val="single" w:sz="4" w:space="4" w:color="auto"/>
+        </w:pBdr>
+        <w:shd w:val="clear" w:color="auto" w:fill="F2F2F2" w:themeFill="background1" w:themeFillShade="F2"/>
+        <w:spacing w:before="240" w:after="240" w:line="360" w:lineRule="auto"/>
+        <w:rPr>
+          <w:rFonts w:ascii="Georgia Pro" w:eastAsia="Georgia Pro" w:hAnsi="Georgia Pro" w:cs="Georgia Pro"/>
+          <w:color w:val="000000" w:themeColor="text1"/>
+        </w:rPr>
+      </w:pPr>
       <w:r>
         <w:rPr>
           <w:rFonts w:ascii="Georgia Pro" w:eastAsia="Georgia Pro" w:hAnsi="Georgia Pro" w:cs="Georgia Pro"/>
           <w:color w:val="000000" w:themeColor="text1"/>
         </w:rPr>
-        <w:t>last_name</w:t>
+        <w:t>INSERT INTO employees</w:t>
       </w:r>
-      <w:proofErr w:type="spellEnd"/>
       <w:r>
         <w:rPr>
           <w:rFonts w:ascii="Georgia Pro" w:eastAsia="Georgia Pro" w:hAnsi="Georgia Pro" w:cs="Georgia Pro"/>
           <w:color w:val="000000" w:themeColor="text1"/>
         </w:rPr>
-        <w:t xml:space="preserve">, department, salary, </w:t>
-      </w:r>
-      <w:proofErr w:type="spellStart"/>
-      <w:r>
-        <w:rPr>
-          <w:rFonts w:ascii="Georgia Pro" w:eastAsia="Georgia Pro" w:hAnsi="Georgia Pro" w:cs="Georgia Pro"/>
-          <w:color w:val="000000" w:themeColor="text1"/>
-        </w:rPr>
-        <w:t>hire_date</w:t>
-      </w:r>
-      <w:proofErr w:type="spellEnd"/>
-      <w:r>
-        <w:rPr>
-          <w:rFonts w:ascii="Georgia Pro" w:eastAsia="Georgia Pro" w:hAnsi="Georgia Pro" w:cs="Georgia Pro"/>
-          <w:color w:val="000000" w:themeColor="text1"/>
-        </w:rPr>
-        <w:t>)</w:t>
+        <w:br/>
+        <w:t>(employee_id, first_name, last_name, department, salary, hire_date)</w:t>
       </w:r>
       <w:r>
         <w:rPr>
@@ -889,7 +708,7 @@
           <w:color w:val="000000" w:themeColor="text1"/>
         </w:rPr>
         <w:pict w14:anchorId="37EDD5D6">
-          <v:rect id="_x0000_i1102" style="width:0;height:1.5pt" o:hralign="center" o:hrstd="t" o:hr="t" fillcolor="#a0a0a0" stroked="f"/>
+          <v:rect id="_x0000_i1030" style="width:0;height:1.5pt" o:hralign="center" o:hrstd="t" o:hr="t" fillcolor="#a0a0a0" stroked="f"/>
         </w:pict>
       </w:r>
     </w:p>
@@ -4380,6 +4199,7 @@
   <w:style w:type="character" w:default="1" w:styleId="DefaultParagraphFont">
     <w:name w:val="Default Paragraph Font"/>
     <w:uiPriority w:val="1"/>
+    <w:semiHidden/>
     <w:unhideWhenUsed/>
   </w:style>
   <w:style w:type="table" w:default="1" w:styleId="TableNormal">
